--- a/materialien/Werkzeuge/KR_Anlage_Abitur.docx
+++ b/materialien/Werkzeuge/KR_Anlage_Abitur.docx
@@ -159,7 +159,7 @@
               <w:rPr>
                 <w:rFonts w:ascii="Georgia" w:hAnsi="Georgia" w:cs="Georgia" w:eastAsia="Georgia"/>
                 <w:b/>
-                <w:color w:val="8A5F1A"/>
+                <w:color w:val="14213D"/>
                 <w:sz w:val="34"/>
               </w:rPr>
               <w:t>Alphabet · Vigenère-Quadrat · ASCII-Tabelle</w:t>
